--- a/sales/templates/eduasiste-one-pager.docx
+++ b/sales/templates/eduasiste-one-pager.docx
@@ -19,13 +19,13 @@
           <w:bCs/>
           <w:b/>
         </w:rPr>
-        <w:t xml:space="preserve">HOW TO USE THIS TEMPLATE</w:t>
+        <w:t xml:space="preserve">HOW TO USE THIS TEMPLATE.</w:t>
       </w:r>
       <w:r>
         <w:t xml:space="preserve"> </w:t>
       </w:r>
       <w:r>
-        <w:t xml:space="preserve">— 1.</w:t>
+        <w:t xml:space="preserve">1.</w:t>
       </w:r>
       <w:r>
         <w:t xml:space="preserve"> </w:t>
@@ -146,7 +146,7 @@
           <w:iCs/>
           <w:i/>
         </w:rPr>
-        <w:t xml:space="preserve">Real-time visibility. Low-friction delegation. Peace of mind.</w:t>
+        <w:t xml:space="preserve">See what's happening. Act on it without friction.</w:t>
       </w:r>
     </w:p>
     <w:p>
@@ -170,7 +170,7 @@
         <w:pStyle w:val="FirstParagraph"/>
       </w:pPr>
       <w:r>
-        <w:t xml:space="preserve">Every learner has their own AI twin. Parents and teachers have twins too. The twins talk to each other — so you always know how your child is growing, and you can guide them without nagging.</w:t>
+        <w:t xml:space="preserve">Every learner has their own AI twin. Parents and teachers have twins too. The twins talk to each other, so you always know how your child is growing, and you can guide them without nagging.</w:t>
       </w:r>
     </w:p>
     <w:bookmarkEnd w:id="20"/>
@@ -192,13 +192,13 @@
           <w:bCs/>
           <w:b/>
         </w:rPr>
-        <w:t xml:space="preserve">1. See what your child learned today</w:t>
+        <w:t xml:space="preserve">1. See what your child learned today.</w:t>
       </w:r>
       <w:r>
         <w:t xml:space="preserve"> </w:t>
       </w:r>
       <w:r>
-        <w:t xml:space="preserve">— Ask your twin</w:t>
+        <w:t xml:space="preserve">Ask your twin</w:t>
       </w:r>
       <w:r>
         <w:t xml:space="preserve"> </w:t>
@@ -214,7 +214,7 @@
         <w:t xml:space="preserve"> </w:t>
       </w:r>
       <w:r>
-        <w:t xml:space="preserve">— and get a live answer pulled straight from her learning twin. No report cards. No waiting.</w:t>
+        <w:t xml:space="preserve">and get a live answer pulled straight from her learning twin, without waiting for a report card.</w:t>
       </w:r>
       <w:r>
         <w:t xml:space="preserve"> </w:t>
@@ -236,13 +236,13 @@
           <w:bCs/>
           <w:b/>
         </w:rPr>
-        <w:t xml:space="preserve">2. Assign homework in 30 seconds</w:t>
+        <w:t xml:space="preserve">2. Assign homework in 30 seconds.</w:t>
       </w:r>
       <w:r>
         <w:t xml:space="preserve"> </w:t>
       </w:r>
       <w:r>
-        <w:t xml:space="preserve">— Type</w:t>
+        <w:t xml:space="preserve">Type</w:t>
       </w:r>
       <w:r>
         <w:t xml:space="preserve"> </w:t>
@@ -258,7 +258,7 @@
         <w:t xml:space="preserve"> </w:t>
       </w:r>
       <w:r>
-        <w:t xml:space="preserve">— and the system builds the worksheet for your child and a private answer key for you.</w:t>
+        <w:t xml:space="preserve">and the system builds the worksheet for your child, plus a private answer key for you.</w:t>
       </w:r>
       <w:r>
         <w:t xml:space="preserve"> </w:t>
@@ -280,13 +280,13 @@
           <w:bCs/>
           <w:b/>
         </w:rPr>
-        <w:t xml:space="preserve">3. Socratic study sessions, auto-summarized</w:t>
+        <w:t xml:space="preserve">3. Study sessions that get summarized for you.</w:t>
       </w:r>
       <w:r>
         <w:t xml:space="preserve"> </w:t>
       </w:r>
       <w:r>
-        <w:t xml:space="preserve">— Your child's twin guides them through a topic by asking questions, not giving answers. When they're done, you get a summary of what clicked and what didn't — in your own chat.</w:t>
+        <w:t xml:space="preserve">A good tutor asks questions and walks the child toward the answer instead of handing it over, and your child's twin works the same way. When the session ends, you get a summary in your own chat of what clicked and what didn't.</w:t>
       </w:r>
       <w:r>
         <w:t xml:space="preserve"> </w:t>
@@ -308,13 +308,13 @@
           <w:bCs/>
           <w:b/>
         </w:rPr>
-        <w:t xml:space="preserve">4. Goals that actually move</w:t>
+        <w:t xml:space="preserve">4. Goals that actually move.</w:t>
       </w:r>
       <w:r>
         <w:t xml:space="preserve"> </w:t>
       </w:r>
       <w:r>
-        <w:t xml:space="preserve">— Set a goal like</w:t>
+        <w:t xml:space="preserve">Set a goal like</w:t>
       </w:r>
       <w:r>
         <w:t xml:space="preserve"> </w:t>
@@ -324,13 +324,13 @@
           <w:iCs/>
           <w:i/>
         </w:rPr>
-        <w:t xml:space="preserve">"read 20 books this semester"</w:t>
+        <w:t xml:space="preserve">"read 20 books this semester."</w:t>
       </w:r>
       <w:r>
         <w:t xml:space="preserve"> </w:t>
       </w:r>
       <w:r>
-        <w:t xml:space="preserve">— and every time your child's twin records progress, the bar fills in automatically. No manual check-ins.</w:t>
+        <w:t xml:space="preserve">Every time your child's twin records progress, the bar fills in on its own, so you don't have to chase manual check-ins.</w:t>
       </w:r>
       <w:r>
         <w:t xml:space="preserve"> </w:t>
@@ -352,13 +352,13 @@
           <w:bCs/>
           <w:b/>
         </w:rPr>
-        <w:t xml:space="preserve">5. Full transparency, built in</w:t>
+        <w:t xml:space="preserve">5. Full transparency, built in.</w:t>
       </w:r>
       <w:r>
         <w:t xml:space="preserve"> </w:t>
       </w:r>
       <w:r>
-        <w:t xml:space="preserve">— Every time you look at your child's data, they can see it happened. No secret surveillance. Trust is the product.</w:t>
+        <w:t xml:space="preserve">Every time you look at your child's data, they can see it happened. There's no hidden monitoring, so your child always knows where they stand with you.</w:t>
       </w:r>
       <w:r>
         <w:t xml:space="preserve"> </w:t>
@@ -450,7 +450,7 @@
           <w:iCs/>
           <w:i/>
         </w:rPr>
-        <w:t xml:space="preserve">"When's the last time you knew — in real time — exactly what your child was learning and where they were struggling?"</w:t>
+        <w:t xml:space="preserve">"When's the last time you knew, in real time, exactly what your child was learning and where they were struggling?"</w:t>
       </w:r>
     </w:p>
     <w:p>
@@ -472,7 +472,7 @@
           <w:iCs/>
           <w:i/>
         </w:rPr>
-        <w:t xml:space="preserve">EduAsiste gives your child their own AI tutor — and gives you a parent twin that stays in the loop automatically. It's like having a teacher who reports to you after every lesson.</w:t>
+        <w:t xml:space="preserve">EduAsiste gives your child their own AI tutor, and gives you a parent twin that stays in the loop automatically. It's like having a teacher who checks in with you after every lesson.</w:t>
       </w:r>
     </w:p>
     <w:p>

--- a/sales/templates/eduasiste-one-pager.docx
+++ b/sales/templates/eduasiste-one-pager.docx
@@ -7,122 +7,93 @@
         <w:pStyle w:val="Title"/>
       </w:pPr>
       <w:r>
-        <w:t xml:space="preserve">EduAsiste One-Pager</w:t>
-      </w:r>
-    </w:p>
-    <w:p>
-      <w:pPr>
-        <w:pStyle w:val="BlockText"/>
-      </w:pPr>
-      <w:r>
-        <w:rPr>
-          <w:bCs/>
-          <w:b/>
-        </w:rPr>
-        <w:t xml:space="preserve">HOW TO USE THIS TEMPLATE.</w:t>
+        <w:t xml:space="preserve">EduAsiste:</w:t>
       </w:r>
       <w:r>
         <w:t xml:space="preserve"> </w:t>
       </w:r>
       <w:r>
-        <w:t xml:space="preserve">1.</w:t>
+        <w:t xml:space="preserve">How</w:t>
       </w:r>
       <w:r>
         <w:t xml:space="preserve"> </w:t>
       </w:r>
       <w:r>
-        <w:rPr>
-          <w:iCs/>
-          <w:i/>
-        </w:rPr>
-        <w:t xml:space="preserve">File → Make a copy.</w:t>
+        <w:t xml:space="preserve">Your</w:t>
       </w:r>
       <w:r>
         <w:t xml:space="preserve"> </w:t>
       </w:r>
       <w:r>
-        <w:t xml:space="preserve">2. Rename it for your prospect. 3. Replace every highlighted</w:t>
+        <w:t xml:space="preserve">Twin</w:t>
       </w:r>
       <w:r>
         <w:t xml:space="preserve"> </w:t>
       </w:r>
       <w:r>
-        <w:rPr>
-          <w:rStyle w:val="Placeholder"/>
-          <w:bCs/>
-          <w:b/>
-        </w:rPr>
-        <w:t xml:space="preserve">{{field}}</w:t>
-      </w:r>
-      <w:r>
-        <w:t xml:space="preserve">. 4. Delete this box. 5.</w:t>
+        <w:t xml:space="preserve">&amp;</w:t>
       </w:r>
       <w:r>
         <w:t xml:space="preserve"> </w:t>
       </w:r>
       <w:r>
-        <w:rPr>
-          <w:iCs/>
-          <w:i/>
-        </w:rPr>
-        <w:t xml:space="preserve">File → Download → PDF</w:t>
+        <w:t xml:space="preserve">Your</w:t>
       </w:r>
       <w:r>
         <w:t xml:space="preserve"> </w:t>
       </w:r>
       <w:r>
-        <w:t xml:space="preserve">to send.</w:t>
-      </w:r>
-    </w:p>
-    <w:p>
-      <w:pPr>
-        <w:pStyle w:val="BlockText"/>
-      </w:pPr>
-      <w:r>
-        <w:rPr>
-          <w:bCs/>
-          <w:b/>
-        </w:rPr>
-        <w:t xml:space="preserve">Fields in this template:</w:t>
+        <w:t xml:space="preserve">Child's</w:t>
       </w:r>
       <w:r>
         <w:t xml:space="preserve"> </w:t>
       </w:r>
       <w:r>
-        <w:rPr>
-          <w:rStyle w:val="Placeholder"/>
-        </w:rPr>
-        <w:t xml:space="preserve">{{Rep Name}}</w:t>
+        <w:t xml:space="preserve">Twin</w:t>
       </w:r>
       <w:r>
         <w:t xml:space="preserve"> </w:t>
       </w:r>
       <w:r>
-        <w:t xml:space="preserve">·</w:t>
+        <w:t xml:space="preserve">Work</w:t>
       </w:r>
       <w:r>
         <w:t xml:space="preserve"> </w:t>
       </w:r>
       <w:r>
-        <w:rPr>
-          <w:rStyle w:val="Placeholder"/>
-        </w:rPr>
-        <w:t xml:space="preserve">{{Rep Email}}</w:t>
+        <w:t xml:space="preserve">Together</w:t>
       </w:r>
+    </w:p>
+    <w:p>
+      <w:pPr>
+        <w:pStyle w:val="FirstParagraph"/>
+      </w:pPr>
+      <w:hyperlink w:anchor="main">
+        <w:r>
+          <w:rPr>
+            <w:rStyle w:val="Hyperlink"/>
+          </w:rPr>
+          <w:t xml:space="preserve">Skip to content</w:t>
+        </w:r>
+      </w:hyperlink>
+    </w:p>
+    <w:bookmarkStart w:id="24" w:name="main"/>
+    <w:bookmarkStart w:id="21" w:name="top"/>
+    <w:p>
+      <w:pPr>
+        <w:pStyle w:val="BodyText"/>
+      </w:pPr>
       <w:r>
-        <w:t xml:space="preserve"> </w:t>
+        <w:t xml:space="preserve">EduAsiste · For families, tutors &amp; schools</w:t>
       </w:r>
+    </w:p>
+    <w:bookmarkStart w:id="20" w:name="how-two-twins-work-together"/>
+    <w:p>
+      <w:pPr>
+        <w:pStyle w:val="Heading1"/>
+      </w:pPr>
       <w:r>
-        <w:t xml:space="preserve">·</w:t>
-      </w:r>
-      <w:r>
-        <w:t xml:space="preserve"> </w:t>
-      </w:r>
-      <w:r>
-        <w:rPr>
-          <w:rStyle w:val="Placeholder"/>
-        </w:rPr>
-        <w:t xml:space="preserve">{{Rep Phone}}</w:t>
+        <w:t xml:space="preserve">How Two Twins Work Together</w:t>
       </w:r>
     </w:p>
     <w:p>
@@ -130,33 +101,50 @@
         <w:pStyle w:val="FirstParagraph"/>
       </w:pPr>
       <w:r>
-        <w:rPr>
-          <w:bCs/>
-          <w:b/>
-        </w:rPr>
-        <w:t xml:space="preserve">EduAsiste · Education · eduasiste.org</w:t>
+        <w:t xml:space="preserve">See what's happening. Act on it without friction.</w:t>
       </w:r>
+    </w:p>
+    <w:bookmarkEnd w:id="20"/>
+    <w:bookmarkEnd w:id="21"/>
+    <w:p>
+      <w:pPr>
+        <w:pStyle w:val="BodyText"/>
+      </w:pPr>
+      <w:r>
+        <w:t xml:space="preserve">On this page</w:t>
+      </w:r>
+      <w:r>
+        <w:t xml:space="preserve"> </w:t>
+      </w:r>
+      <w:hyperlink w:anchor="overview">
+        <w:r>
+          <w:rPr>
+            <w:rStyle w:val="Hyperlink"/>
+          </w:rPr>
+          <w:t xml:space="preserve">How two twins work</w:t>
+        </w:r>
+      </w:hyperlink>
+      <w:r>
+        <w:t xml:space="preserve"> </w:t>
+      </w:r>
+      <w:hyperlink w:anchor="five">
+        <w:r>
+          <w:rPr>
+            <w:rStyle w:val="Hyperlink"/>
+          </w:rPr>
+          <w:t xml:space="preserve">Five things, day one</w:t>
+        </w:r>
+      </w:hyperlink>
     </w:p>
     <w:p>
       <w:pPr>
         <w:pStyle w:val="BodyText"/>
       </w:pPr>
       <w:r>
-        <w:rPr>
-          <w:iCs/>
-          <w:i/>
-        </w:rPr>
-        <w:t xml:space="preserve">See what's happening. Act on it without friction.</w:t>
+        <w:t xml:space="preserve">EduAsiste · Education · eduasiste.org</w:t>
       </w:r>
     </w:p>
-    <w:p>
-      <w:r>
-        <w:pict>
-          <v:rect style="width:0;height:1.5pt" o:hralign="center" o:hrstd="t" o:hr="t"/>
-        </w:pict>
-      </w:r>
-    </w:p>
-    <w:bookmarkStart w:id="20" w:name="for-parents-tutors--small-schools"/>
+    <w:bookmarkStart w:id="22" w:name="overview"/>
     <w:p>
       <w:pPr>
         <w:pStyle w:val="Heading2"/>
@@ -165,16 +153,36 @@
         <w:t xml:space="preserve">For parents, tutors &amp; small schools</w:t>
       </w:r>
     </w:p>
+    <w:bookmarkEnd w:id="22"/>
     <w:p>
       <w:pPr>
         <w:pStyle w:val="FirstParagraph"/>
       </w:pPr>
       <w:r>
-        <w:t xml:space="preserve">Every learner has their own AI twin. Parents and teachers have twins too. The twins talk to each other, so you always know how your child is growing, and you can guide them without nagging.</w:t>
+        <w:t xml:space="preserve">Report cards land weeks late, parent dashboards show scores instead of understanding, and homework apps add friction, not signal, so you're always a conversation behind your child.</w:t>
       </w:r>
     </w:p>
-    <w:bookmarkEnd w:id="20"/>
-    <w:bookmarkStart w:id="21" w:name="Xe6bc42c8ddcd8d686ab940e692b9970180e586e"/>
+    <w:p>
+      <w:pPr>
+        <w:pStyle w:val="BodyText"/>
+      </w:pPr>
+      <w:r>
+        <w:t xml:space="preserve">Every learner has their own AI twin. Parents and teachers have twins too.</w:t>
+      </w:r>
+      <w:r>
+        <w:t xml:space="preserve"> </w:t>
+      </w:r>
+      <w:r>
+        <w:t xml:space="preserve">The twins talk to each other, so you always know how your child is</w:t>
+      </w:r>
+      <w:r>
+        <w:t xml:space="preserve"> </w:t>
+      </w:r>
+      <w:r>
+        <w:t xml:space="preserve">growing, and you can guide them without nagging.</w:t>
+      </w:r>
+    </w:p>
+    <w:bookmarkStart w:id="23" w:name="five"/>
     <w:p>
       <w:pPr>
         <w:pStyle w:val="Heading2"/>
@@ -188,15 +196,16 @@
         <w:pStyle w:val="FirstParagraph"/>
       </w:pPr>
       <w:r>
-        <w:rPr>
-          <w:bCs/>
-          <w:b/>
-        </w:rPr>
-        <w:t xml:space="preserve">1. See what your child learned today.</w:t>
+        <w:t xml:space="preserve">1</w:t>
       </w:r>
       <w:r>
-        <w:t xml:space="preserve"> </w:t>
+        <w:t xml:space="preserve">See what your child learned today</w:t>
       </w:r>
+    </w:p>
+    <w:p>
+      <w:pPr>
+        <w:pStyle w:val="BodyText"/>
+      </w:pPr>
       <w:r>
         <w:t xml:space="preserve">Ask your twin</w:t>
       </w:r>
@@ -208,7 +217,7 @@
           <w:iCs/>
           <w:i/>
         </w:rPr>
-        <w:t xml:space="preserve">"How's Emma doing in reading this week?"</w:t>
+        <w:t xml:space="preserve">“How's Emma doing in reading this week?”</w:t>
       </w:r>
       <w:r>
         <w:t xml:space="preserve"> </w:t>
@@ -216,15 +225,13 @@
       <w:r>
         <w:t xml:space="preserve">and get a live answer pulled straight from her learning twin, without waiting for a report card.</w:t>
       </w:r>
+    </w:p>
+    <w:p>
+      <w:pPr>
+        <w:pStyle w:val="BodyText"/>
+      </w:pPr>
       <w:r>
-        <w:t xml:space="preserve"> </w:t>
-      </w:r>
-      <w:r>
-        <w:rPr>
-          <w:iCs/>
-          <w:i/>
-        </w:rPr>
-        <w:t xml:space="preserve">(For parents who feel disconnected from school progress.)</w:t>
+        <w:t xml:space="preserve">For parents who feel disconnected from school progress.</w:t>
       </w:r>
     </w:p>
     <w:p>
@@ -232,15 +239,16 @@
         <w:pStyle w:val="BodyText"/>
       </w:pPr>
       <w:r>
-        <w:rPr>
-          <w:bCs/>
-          <w:b/>
-        </w:rPr>
-        <w:t xml:space="preserve">2. Assign homework in 30 seconds.</w:t>
+        <w:t xml:space="preserve">2</w:t>
       </w:r>
       <w:r>
-        <w:t xml:space="preserve"> </w:t>
+        <w:t xml:space="preserve">Assign homework in 30 seconds</w:t>
       </w:r>
+    </w:p>
+    <w:p>
+      <w:pPr>
+        <w:pStyle w:val="BodyText"/>
+      </w:pPr>
       <w:r>
         <w:t xml:space="preserve">Type</w:t>
       </w:r>
@@ -252,7 +260,7 @@
           <w:iCs/>
           <w:i/>
         </w:rPr>
-        <w:t xml:space="preserve">"practice times tables, 10 questions, due Friday"</w:t>
+        <w:t xml:space="preserve">“practice times tables, 10 questions, due Friday”</w:t>
       </w:r>
       <w:r>
         <w:t xml:space="preserve"> </w:t>
@@ -260,15 +268,13 @@
       <w:r>
         <w:t xml:space="preserve">and the system builds the worksheet for your child, plus a private answer key for you.</w:t>
       </w:r>
+    </w:p>
+    <w:p>
+      <w:pPr>
+        <w:pStyle w:val="BodyText"/>
+      </w:pPr>
       <w:r>
-        <w:t xml:space="preserve"> </w:t>
-      </w:r>
-      <w:r>
-        <w:rPr>
-          <w:iCs/>
-          <w:i/>
-        </w:rPr>
-        <w:t xml:space="preserve">(For tutors, homeschoolers, supplemental-learning families.)</w:t>
+        <w:t xml:space="preserve">For tutors, homeschoolers, supplemental-learning families.</w:t>
       </w:r>
     </w:p>
     <w:p>
@@ -276,27 +282,10 @@
         <w:pStyle w:val="BodyText"/>
       </w:pPr>
       <w:r>
-        <w:rPr>
-          <w:bCs/>
-          <w:b/>
-        </w:rPr>
-        <w:t xml:space="preserve">3. Study sessions that get summarized for you.</w:t>
+        <w:t xml:space="preserve">3</w:t>
       </w:r>
       <w:r>
-        <w:t xml:space="preserve"> </w:t>
-      </w:r>
-      <w:r>
-        <w:t xml:space="preserve">A good tutor asks questions and walks the child toward the answer instead of handing it over, and your child's twin works the same way. When the session ends, you get a summary in your own chat of what clicked and what didn't.</w:t>
-      </w:r>
-      <w:r>
-        <w:t xml:space="preserve"> </w:t>
-      </w:r>
-      <w:r>
-        <w:rPr>
-          <w:iCs/>
-          <w:i/>
-        </w:rPr>
-        <w:t xml:space="preserve">(For parents who want quality learning time without being the tutor.)</w:t>
+        <w:t xml:space="preserve">Study sessions that get summarized for you</w:t>
       </w:r>
     </w:p>
     <w:p>
@@ -304,15 +293,32 @@
         <w:pStyle w:val="BodyText"/>
       </w:pPr>
       <w:r>
-        <w:rPr>
-          <w:bCs/>
-          <w:b/>
-        </w:rPr>
-        <w:t xml:space="preserve">4. Goals that actually move.</w:t>
+        <w:t xml:space="preserve">A good tutor asks questions and walks the child toward the answer instead of handing it over, and your child's twin works the same way. When the session ends, you get a summary in your own chat of what clicked and what didn't.</w:t>
+      </w:r>
+    </w:p>
+    <w:p>
+      <w:pPr>
+        <w:pStyle w:val="BodyText"/>
+      </w:pPr>
+      <w:r>
+        <w:t xml:space="preserve">For parents who want quality learning time without being the tutor.</w:t>
+      </w:r>
+    </w:p>
+    <w:p>
+      <w:pPr>
+        <w:pStyle w:val="BodyText"/>
+      </w:pPr>
+      <w:r>
+        <w:t xml:space="preserve">4</w:t>
       </w:r>
       <w:r>
-        <w:t xml:space="preserve"> </w:t>
+        <w:t xml:space="preserve">Goals that actually move</w:t>
       </w:r>
+    </w:p>
+    <w:p>
+      <w:pPr>
+        <w:pStyle w:val="BodyText"/>
+      </w:pPr>
       <w:r>
         <w:t xml:space="preserve">Set a goal like</w:t>
       </w:r>
@@ -324,7 +330,7 @@
           <w:iCs/>
           <w:i/>
         </w:rPr>
-        <w:t xml:space="preserve">"read 20 books this semester."</w:t>
+        <w:t xml:space="preserve">“read 20 books this semester.”</w:t>
       </w:r>
       <w:r>
         <w:t xml:space="preserve"> </w:t>
@@ -332,15 +338,13 @@
       <w:r>
         <w:t xml:space="preserve">Every time your child's twin records progress, the bar fills in on its own, so you don't have to chase manual check-ins.</w:t>
       </w:r>
+    </w:p>
+    <w:p>
+      <w:pPr>
+        <w:pStyle w:val="BodyText"/>
+      </w:pPr>
       <w:r>
-        <w:t xml:space="preserve"> </w:t>
-      </w:r>
-      <w:r>
-        <w:rPr>
-          <w:iCs/>
-          <w:i/>
-        </w:rPr>
-        <w:t xml:space="preserve">(For achievement-oriented families and tutors running structured programs.)</w:t>
+        <w:t xml:space="preserve">For achievement-oriented families and tutors running structured programs.</w:t>
       </w:r>
     </w:p>
     <w:p>
@@ -348,27 +352,10 @@
         <w:pStyle w:val="BodyText"/>
       </w:pPr>
       <w:r>
-        <w:rPr>
-          <w:bCs/>
-          <w:b/>
-        </w:rPr>
-        <w:t xml:space="preserve">5. Full transparency, built in.</w:t>
+        <w:t xml:space="preserve">5</w:t>
       </w:r>
       <w:r>
-        <w:t xml:space="preserve"> </w:t>
-      </w:r>
-      <w:r>
-        <w:t xml:space="preserve">Every time you look at your child's data, they can see it happened. There's no hidden monitoring, so your child always knows where they stand with you.</w:t>
-      </w:r>
-      <w:r>
-        <w:t xml:space="preserve"> </w:t>
-      </w:r>
-      <w:r>
-        <w:rPr>
-          <w:iCs/>
-          <w:i/>
-        </w:rPr>
-        <w:t xml:space="preserve">(For privacy-conscious parents, teen parents, and ethics-forward schools.)</w:t>
+        <w:t xml:space="preserve">Full transparency, built in</w:t>
       </w:r>
     </w:p>
     <w:p>
@@ -376,15 +363,29 @@
         <w:pStyle w:val="BodyText"/>
       </w:pPr>
       <w:r>
-        <w:rPr>
-          <w:bCs/>
-          <w:b/>
-        </w:rPr>
-        <w:t xml:space="preserve">Coming soon:</w:t>
+        <w:t xml:space="preserve">Every time you look at your child's data, they can see it happened. There's no hidden monitoring, so your child always knows where they stand with you.</w:t>
       </w:r>
+    </w:p>
+    <w:p>
+      <w:pPr>
+        <w:pStyle w:val="BodyText"/>
+      </w:pPr>
       <w:r>
-        <w:t xml:space="preserve"> </w:t>
+        <w:t xml:space="preserve">For privacy-conscious parents, teen parents, and ethics-forward schools.</w:t>
       </w:r>
+    </w:p>
+    <w:p>
+      <w:pPr>
+        <w:pStyle w:val="BodyText"/>
+      </w:pPr>
+      <w:r>
+        <w:t xml:space="preserve">Coming soon</w:t>
+      </w:r>
+    </w:p>
+    <w:p>
+      <w:pPr>
+        <w:pStyle w:val="BodyText"/>
+      </w:pPr>
       <w:r>
         <w:rPr>
           <w:bCs/>
@@ -433,13 +434,27 @@
     </w:p>
     <w:p>
       <w:pPr>
-        <w:pStyle w:val="BlockText"/>
+        <w:pStyle w:val="BodyText"/>
       </w:pPr>
       <w:r>
         <w:rPr>
           <w:bCs/>
           <w:b/>
         </w:rPr>
+        <w:t xml:space="preserve">Start with one child this week.</w:t>
+      </w:r>
+      <w:r>
+        <w:t xml:space="preserve"> </w:t>
+      </w:r>
+      <w:r>
+        <w:t xml:space="preserve">Free trial, no credit card — you get a parent twin and your child gets a learning twin. Five-minute setup, and the first worksheet can land before dinner tonight. Ask for a demo and get your first live answer about your own child.</w:t>
+      </w:r>
+    </w:p>
+    <w:p>
+      <w:pPr>
+        <w:pStyle w:val="BodyText"/>
+      </w:pPr>
+      <w:r>
         <w:t xml:space="preserve">Open with:</w:t>
       </w:r>
       <w:r>
@@ -450,18 +465,14 @@
           <w:iCs/>
           <w:i/>
         </w:rPr>
-        <w:t xml:space="preserve">"When's the last time you knew, in real time, exactly what your child was learning and where they were struggling?"</w:t>
+        <w:t xml:space="preserve">“When's the last time you knew, in real time, exactly what your child was learning and where they were struggling?”</w:t>
       </w:r>
     </w:p>
     <w:p>
       <w:pPr>
-        <w:pStyle w:val="BlockText"/>
+        <w:pStyle w:val="BodyText"/>
       </w:pPr>
       <w:r>
-        <w:rPr>
-          <w:bCs/>
-          <w:b/>
-        </w:rPr>
         <w:t xml:space="preserve">Then close:</w:t>
       </w:r>
       <w:r>
@@ -475,84 +486,35 @@
         <w:t xml:space="preserve">EduAsiste gives your child their own AI tutor, and gives you a parent twin that stays in the loop automatically. It's like having a teacher who checks in with you after every lesson.</w:t>
       </w:r>
     </w:p>
-    <w:p>
-      <w:r>
-        <w:pict>
-          <v:rect style="width:0;height:1.5pt" o:hralign="center" o:hrstd="t" o:hr="t"/>
-        </w:pict>
-      </w:r>
-    </w:p>
+    <w:bookmarkEnd w:id="23"/>
     <w:p>
       <w:pPr>
-        <w:pStyle w:val="FirstParagraph"/>
+        <w:pStyle w:val="BodyText"/>
       </w:pPr>
       <w:r>
-        <w:rPr>
-          <w:iCs/>
-          <w:i/>
-        </w:rPr>
-        <w:t xml:space="preserve">Two twins. One continuous conversation.</w:t>
-      </w:r>
-    </w:p>
-    <w:p>
-      <w:r>
-        <w:pict>
-          <v:rect style="width:0;height:1.5pt" o:hralign="center" o:hrstd="t" o:hr="t"/>
-        </w:pict>
-      </w:r>
-    </w:p>
-    <w:p>
-      <w:pPr>
-        <w:pStyle w:val="FirstParagraph"/>
-      </w:pPr>
-      <w:r>
-        <w:rPr>
-          <w:bCs/>
-          <w:b/>
-        </w:rPr>
-        <w:t xml:space="preserve">Your AI Value Prospectors contact:</w:t>
+        <w:t xml:space="preserve">EduAsiste · eduasiste.org</w:t>
       </w:r>
       <w:r>
         <w:t xml:space="preserve"> </w:t>
       </w:r>
       <w:r>
-        <w:rPr>
-          <w:rStyle w:val="Placeholder"/>
-        </w:rPr>
-        <w:t xml:space="preserve">{{Rep Name}}</w:t>
-      </w:r>
-      <w:r>
-        <w:t xml:space="preserve"> </w:t>
-      </w:r>
-      <w:r>
-        <w:t xml:space="preserve">·</w:t>
-      </w:r>
-      <w:r>
-        <w:t xml:space="preserve"> </w:t>
-      </w:r>
-      <w:r>
-        <w:rPr>
-          <w:rStyle w:val="Placeholder"/>
-        </w:rPr>
-        <w:t xml:space="preserve">{{Rep Email}}</w:t>
-      </w:r>
-      <w:r>
-        <w:t xml:space="preserve"> </w:t>
-      </w:r>
-      <w:r>
-        <w:t xml:space="preserve">·</w:t>
-      </w:r>
-      <w:r>
-        <w:t xml:space="preserve"> </w:t>
-      </w:r>
-      <w:r>
-        <w:rPr>
-          <w:rStyle w:val="Placeholder"/>
-        </w:rPr>
-        <w:t xml:space="preserve">{{Rep Phone}}</w:t>
+        <w:t xml:space="preserve">Two twins. One continuous conversation.</w:t>
       </w:r>
     </w:p>
-    <w:bookmarkEnd w:id="21"/>
+    <w:bookmarkEnd w:id="24"/>
+    <w:p>
+      <w:pPr>
+        <w:pStyle w:val="BodyText"/>
+      </w:pPr>
+      <w:hyperlink w:anchor="top">
+        <w:r>
+          <w:rPr>
+            <w:rStyle w:val="Hyperlink"/>
+          </w:rPr>
+          <w:t xml:space="preserve">↑ Top</w:t>
+        </w:r>
+      </w:hyperlink>
+    </w:p>
     <w:sectPr>
       <w:headerReference r:id="rId9" w:type="default"/>
       <w:footerReference r:id="rId10" w:type="default"/>
@@ -955,7 +917,7 @@
         <w:rFonts w:asciiTheme="minorHAnsi" w:cstheme="minorBidi" w:eastAsiaTheme="minorEastAsia" w:hAnsiTheme="minorHAnsi"/>
         <w:sz w:val="22"/>
         <w:szCs w:val="22"/>
-        <w:lang w:bidi="ar-SA" w:eastAsia="en-US" w:val="en-US"/>
+        <w:lang w:bidi="ar-SA" w:eastAsia="en-US" w:val="en"/>
       </w:rPr>
     </w:rPrDefault>
     <w:pPrDefault>
